--- a/exported_docs/URT上升趋势策略说明书_领导汇报版.docx
+++ b/exported_docs/URT上升趋势策略说明书_领导汇报版.docx
@@ -13,23 +13,7 @@
           <w:b/>
           <w:sz w:val="44"/>
         </w:rPr>
-        <w:t>上升趋势交易策略（</w:t>
-      </w:r>
-      <w:r>
-        <w:rPr>
-          <w:rFonts w:ascii="黑体" w:eastAsia="黑体" w:hAnsi="黑体" w:cs="黑体"/>
-          <w:b/>
-          <w:sz w:val="44"/>
-        </w:rPr>
-        <w:t>URT</w:t>
-      </w:r>
-      <w:r>
-        <w:rPr>
-          <w:rFonts w:ascii="黑体" w:eastAsia="黑体" w:hAnsi="黑体" w:cs="黑体"/>
-          <w:b/>
-          <w:sz w:val="44"/>
-        </w:rPr>
-        <w:t>）说明书</w:t>
+        <w:t>上升趋势交易策略（URT）说明书</w:t>
       </w:r>
     </w:p>
     <w:tbl>
@@ -519,44 +503,82 @@
     </w:tbl>
     <w:p>
       <w:pPr>
-        <w:spacing w:after="120" w:line="240" w:lineRule="auto"/>
+        <w:pStyle w:val="1"/>
+        <w:numPr>
+          <w:ilvl w:val="0"/>
+          <w:numId w:val="11"/>
+        </w:numPr>
+        <w:spacing w:after="240"/>
+        <w:rPr>
+          <w:rFonts w:ascii="宋体" w:eastAsia="宋体" w:hAnsi="宋体"/>
+          <w:sz w:val="36"/>
+        </w:rPr>
       </w:pPr>
+      <w:bookmarkStart w:id="0" w:name="_GoBack"/>
+      <w:r>
+        <w:rPr>
+          <w:rFonts w:ascii="宋体" w:eastAsia="宋体" w:hAnsi="宋体"/>
+          <w:sz w:val="36"/>
+        </w:rPr>
+        <w:t>策略定义（Upward Right-side Trend）</w:t>
+      </w:r>
     </w:p>
+    <w:bookmarkEnd w:id="0"/>
     <w:p>
       <w:pPr>
-        <w:spacing w:before="400" w:after="240" w:line="420" w:lineRule="auto"/>
+        <w:spacing w:line="420" w:lineRule="auto"/>
+        <w:ind w:firstLine="420"/>
       </w:pPr>
       <w:r>
         <w:rPr>
-          <w:rFonts w:ascii="黑体" w:eastAsia="黑体" w:hAnsi="黑体" w:cs="黑体"/>
+          <w:rFonts w:ascii="Times New Roman" w:hAnsi="Times New Roman" w:cs="Times New Roman"/>
+        </w:rPr>
+        <w:t>本策略旨在针对中国</w:t>
+      </w:r>
+      <w:r>
+        <w:rPr>
+          <w:rFonts w:ascii="Times New Roman" w:hAnsi="Times New Roman" w:cs="Times New Roman"/>
+        </w:rPr>
+        <w:t xml:space="preserve"> </w:t>
+      </w:r>
+      <w:r>
+        <w:rPr>
+          <w:rFonts w:ascii="Times New Roman" w:hAnsi="Times New Roman" w:cs="Times New Roman"/>
           <w:b/>
-          <w:sz w:val="32"/>
-        </w:rPr>
-        <w:t>一、策略定义（</w:t>
-      </w:r>
-      <w:r>
-        <w:rPr>
-          <w:rFonts w:ascii="黑体" w:eastAsia="黑体" w:hAnsi="黑体" w:cs="黑体"/>
+        </w:rPr>
+        <w:t xml:space="preserve">A </w:t>
+      </w:r>
+      <w:r>
+        <w:rPr>
+          <w:rFonts w:ascii="Times New Roman" w:hAnsi="Times New Roman" w:cs="Times New Roman"/>
           <w:b/>
-          <w:sz w:val="32"/>
-        </w:rPr>
-        <w:t xml:space="preserve">Upward </w:t>
-      </w:r>
-      <w:r>
-        <w:rPr>
-          <w:rFonts w:ascii="黑体" w:eastAsia="黑体" w:hAnsi="黑体" w:cs="黑体"/>
+        </w:rPr>
+        <w:t>股、港股</w:t>
+      </w:r>
+      <w:r>
+        <w:rPr>
+          <w:rFonts w:ascii="Times New Roman" w:hAnsi="Times New Roman" w:cs="Times New Roman"/>
+        </w:rPr>
+        <w:t xml:space="preserve"> </w:t>
+      </w:r>
+      <w:r>
+        <w:rPr>
+          <w:rFonts w:ascii="Times New Roman" w:hAnsi="Times New Roman" w:cs="Times New Roman"/>
+        </w:rPr>
+        <w:t>市场的日线交易特性，通过监测中期均线站位、近期连续收阳结构与当日量能放大，识别</w:t>
+      </w:r>
+      <w:r>
+        <w:rPr>
+          <w:rFonts w:ascii="Times New Roman" w:hAnsi="Times New Roman" w:cs="Times New Roman"/>
           <w:b/>
-          <w:sz w:val="32"/>
-        </w:rPr>
-        <w:t>Right-side Trend</w:t>
-      </w:r>
-      <w:r>
-        <w:rPr>
-          <w:rFonts w:ascii="黑体" w:eastAsia="黑体" w:hAnsi="黑体" w:cs="黑体"/>
-          <w:b/>
-          <w:sz w:val="32"/>
-        </w:rPr>
-        <w:t>）</w:t>
+        </w:rPr>
+        <w:t>右侧趋势已确认</w:t>
+      </w:r>
+      <w:r>
+        <w:rPr>
+          <w:rFonts w:ascii="Times New Roman" w:hAnsi="Times New Roman" w:cs="Times New Roman"/>
+        </w:rPr>
+        <w:t>的短线交易机会，建立一套可量化的入场与退出决策体系。</w:t>
       </w:r>
     </w:p>
     <w:p>
@@ -568,52 +590,104 @@
         <w:rPr>
           <w:rFonts w:ascii="Times New Roman" w:hAnsi="Times New Roman" w:cs="Times New Roman"/>
         </w:rPr>
-        <w:t>本策略旨在针对中国</w:t>
-      </w:r>
-      <w:r>
-        <w:rPr>
-          <w:rFonts w:ascii="Times New Roman" w:hAnsi="Times New Roman" w:cs="Times New Roman"/>
-        </w:rPr>
-        <w:t xml:space="preserve"> </w:t>
+        <w:t>本策略核心在于：</w:t>
       </w:r>
       <w:r>
         <w:rPr>
           <w:rFonts w:ascii="Times New Roman" w:hAnsi="Times New Roman" w:cs="Times New Roman"/>
           <w:b/>
         </w:rPr>
-        <w:t xml:space="preserve">A </w:t>
+        <w:t>先做硬性条件过滤，再做百分制评分排序，并以结构位置与过热程度作为硬性否决闸门</w:t>
       </w:r>
       <w:r>
         <w:rPr>
           <w:rFonts w:ascii="Times New Roman" w:hAnsi="Times New Roman" w:cs="Times New Roman"/>
-          <w:b/>
-        </w:rPr>
-        <w:t>股、港股</w:t>
+        </w:rPr>
+        <w:t>。系统不追求左侧</w:t>
       </w:r>
       <w:r>
         <w:rPr>
           <w:rFonts w:ascii="Times New Roman" w:hAnsi="Times New Roman" w:cs="Times New Roman"/>
         </w:rPr>
-        <w:t xml:space="preserve"> </w:t>
+        <w:t>“</w:t>
       </w:r>
       <w:r>
         <w:rPr>
           <w:rFonts w:ascii="Times New Roman" w:hAnsi="Times New Roman" w:cs="Times New Roman"/>
         </w:rPr>
-        <w:t>市场的日线交易特性，通过监测中期均线站位、近期连续收阳结构与当日量能放大，识别</w:t>
+        <w:t>均值吸附</w:t>
       </w:r>
       <w:r>
         <w:rPr>
           <w:rFonts w:ascii="Times New Roman" w:hAnsi="Times New Roman" w:cs="Times New Roman"/>
-          <w:b/>
-        </w:rPr>
-        <w:t>右侧趋势已确认</w:t>
+        </w:rPr>
+        <w:t>”</w:t>
       </w:r>
       <w:r>
         <w:rPr>
           <w:rFonts w:ascii="Times New Roman" w:hAnsi="Times New Roman" w:cs="Times New Roman"/>
         </w:rPr>
-        <w:t>的短线交易机会，建立一套可量化的入场与退出决策体系。</w:t>
+        <w:t>式抄底，而是等待价格站上中期均线、连阳结构成立、资金放量确认后再给出正式买点。方法论目的在于构建</w:t>
+      </w:r>
+      <w:r>
+        <w:rPr>
+          <w:rFonts w:ascii="Times New Roman" w:hAnsi="Times New Roman" w:cs="Times New Roman"/>
+        </w:rPr>
+        <w:t>“</w:t>
+      </w:r>
+      <w:r>
+        <w:rPr>
+          <w:rFonts w:ascii="Times New Roman" w:hAnsi="Times New Roman" w:cs="Times New Roman"/>
+        </w:rPr>
+        <w:t>趋势确认</w:t>
+      </w:r>
+      <w:r>
+        <w:rPr>
+          <w:rFonts w:ascii="Times New Roman" w:hAnsi="Times New Roman" w:cs="Times New Roman"/>
+        </w:rPr>
+        <w:t xml:space="preserve"> → </w:t>
+      </w:r>
+      <w:r>
+        <w:rPr>
+          <w:rFonts w:ascii="Times New Roman" w:hAnsi="Times New Roman" w:cs="Times New Roman"/>
+        </w:rPr>
+        <w:t>结构风控</w:t>
+      </w:r>
+      <w:r>
+        <w:rPr>
+          <w:rFonts w:ascii="Times New Roman" w:hAnsi="Times New Roman" w:cs="Times New Roman"/>
+        </w:rPr>
+        <w:t xml:space="preserve"> → </w:t>
+      </w:r>
+      <w:r>
+        <w:rPr>
+          <w:rFonts w:ascii="Times New Roman" w:hAnsi="Times New Roman" w:cs="Times New Roman"/>
+        </w:rPr>
+        <w:t>纪律</w:t>
+      </w:r>
+      <w:r>
+        <w:rPr>
+          <w:rFonts w:ascii="Times New Roman" w:hAnsi="Times New Roman" w:cs="Times New Roman"/>
+        </w:rPr>
+        <w:t>/</w:t>
+      </w:r>
+      <w:r>
+        <w:rPr>
+          <w:rFonts w:ascii="Times New Roman" w:hAnsi="Times New Roman" w:cs="Times New Roman"/>
+        </w:rPr>
+        <w:t>结构出场</w:t>
+      </w:r>
+      <w:r>
+        <w:rPr>
+          <w:rFonts w:ascii="Times New Roman" w:hAnsi="Times New Roman" w:cs="Times New Roman"/>
+        </w:rPr>
+        <w:t>”</w:t>
+      </w:r>
+      <w:r>
+        <w:rPr>
+          <w:rFonts w:ascii="Times New Roman" w:hAnsi="Times New Roman" w:cs="Times New Roman"/>
+        </w:rPr>
+        <w:t>的闭环，并配合过热减仓提示与回测验证，实现对风险与收益的平衡管理。</w:t>
       </w:r>
     </w:p>
     <w:p>
@@ -625,116 +699,6 @@
         <w:rPr>
           <w:rFonts w:ascii="Times New Roman" w:hAnsi="Times New Roman" w:cs="Times New Roman"/>
         </w:rPr>
-        <w:t>本策略核心在于：</w:t>
-      </w:r>
-      <w:r>
-        <w:rPr>
-          <w:rFonts w:ascii="Times New Roman" w:hAnsi="Times New Roman" w:cs="Times New Roman"/>
-          <w:b/>
-        </w:rPr>
-        <w:t>先做硬性条件过滤，再做百分制评分排序，并以结构位置与过热程度作为硬性否决闸门</w:t>
-      </w:r>
-      <w:r>
-        <w:rPr>
-          <w:rFonts w:ascii="Times New Roman" w:hAnsi="Times New Roman" w:cs="Times New Roman"/>
-        </w:rPr>
-        <w:t>。系统不追求左侧</w:t>
-      </w:r>
-      <w:r>
-        <w:rPr>
-          <w:rFonts w:ascii="Times New Roman" w:hAnsi="Times New Roman" w:cs="Times New Roman"/>
-        </w:rPr>
-        <w:t>“</w:t>
-      </w:r>
-      <w:r>
-        <w:rPr>
-          <w:rFonts w:ascii="Times New Roman" w:hAnsi="Times New Roman" w:cs="Times New Roman"/>
-        </w:rPr>
-        <w:t>均值吸附</w:t>
-      </w:r>
-      <w:r>
-        <w:rPr>
-          <w:rFonts w:ascii="Times New Roman" w:hAnsi="Times New Roman" w:cs="Times New Roman"/>
-        </w:rPr>
-        <w:t>”</w:t>
-      </w:r>
-      <w:r>
-        <w:rPr>
-          <w:rFonts w:ascii="Times New Roman" w:hAnsi="Times New Roman" w:cs="Times New Roman"/>
-        </w:rPr>
-        <w:t>式抄底，而是等待价格站上中期均线、连阳结构成立、资金放量确认后再给出正式买点。方法论目的在于构建</w:t>
-      </w:r>
-      <w:r>
-        <w:rPr>
-          <w:rFonts w:ascii="Times New Roman" w:hAnsi="Times New Roman" w:cs="Times New Roman"/>
-        </w:rPr>
-        <w:t>“</w:t>
-      </w:r>
-      <w:r>
-        <w:rPr>
-          <w:rFonts w:ascii="Times New Roman" w:hAnsi="Times New Roman" w:cs="Times New Roman"/>
-        </w:rPr>
-        <w:t>趋势确认</w:t>
-      </w:r>
-      <w:r>
-        <w:rPr>
-          <w:rFonts w:ascii="Times New Roman" w:hAnsi="Times New Roman" w:cs="Times New Roman"/>
-        </w:rPr>
-        <w:t xml:space="preserve"> → </w:t>
-      </w:r>
-      <w:r>
-        <w:rPr>
-          <w:rFonts w:ascii="Times New Roman" w:hAnsi="Times New Roman" w:cs="Times New Roman"/>
-        </w:rPr>
-        <w:t>结构风控</w:t>
-      </w:r>
-      <w:r>
-        <w:rPr>
-          <w:rFonts w:ascii="Times New Roman" w:hAnsi="Times New Roman" w:cs="Times New Roman"/>
-        </w:rPr>
-        <w:t xml:space="preserve"> → </w:t>
-      </w:r>
-      <w:r>
-        <w:rPr>
-          <w:rFonts w:ascii="Times New Roman" w:hAnsi="Times New Roman" w:cs="Times New Roman"/>
-        </w:rPr>
-        <w:t>纪律</w:t>
-      </w:r>
-      <w:r>
-        <w:rPr>
-          <w:rFonts w:ascii="Times New Roman" w:hAnsi="Times New Roman" w:cs="Times New Roman"/>
-        </w:rPr>
-        <w:t>/</w:t>
-      </w:r>
-      <w:r>
-        <w:rPr>
-          <w:rFonts w:ascii="Times New Roman" w:hAnsi="Times New Roman" w:cs="Times New Roman"/>
-        </w:rPr>
-        <w:t>结构出场</w:t>
-      </w:r>
-      <w:r>
-        <w:rPr>
-          <w:rFonts w:ascii="Times New Roman" w:hAnsi="Times New Roman" w:cs="Times New Roman"/>
-        </w:rPr>
-        <w:t>”</w:t>
-      </w:r>
-      <w:r>
-        <w:rPr>
-          <w:rFonts w:ascii="Times New Roman" w:hAnsi="Times New Roman" w:cs="Times New Roman"/>
-        </w:rPr>
-        <w:t>的闭环，并配合过热减仓提示与回测验证，实现对风险与收益的平衡管理。</w:t>
-      </w:r>
-    </w:p>
-    <w:p>
-      <w:pPr>
-        <w:spacing w:line="420" w:lineRule="auto"/>
-        <w:ind w:firstLine="420"/>
-      </w:pPr>
-      <w:r>
-        <w:rPr>
-          <w:rFonts w:ascii="Times New Roman" w:hAnsi="Times New Roman" w:cs="Times New Roman"/>
-        </w:rPr>
-        <w:lastRenderedPageBreak/>
         <w:t>与系统内</w:t>
       </w:r>
       <w:r>
@@ -802,6 +766,7 @@
                 <w:b/>
                 <w:sz w:val="21"/>
               </w:rPr>
+              <w:lastRenderedPageBreak/>
               <w:t>对比项</w:t>
             </w:r>
           </w:p>
@@ -1152,20 +1117,23 @@
     </w:tbl>
     <w:p>
       <w:pPr>
-        <w:spacing w:after="120" w:line="240" w:lineRule="auto"/>
+        <w:pStyle w:val="1"/>
+        <w:numPr>
+          <w:ilvl w:val="0"/>
+          <w:numId w:val="11"/>
+        </w:numPr>
+        <w:spacing w:after="240"/>
+        <w:rPr>
+          <w:rFonts w:ascii="宋体" w:eastAsia="宋体" w:hAnsi="宋体"/>
+          <w:sz w:val="36"/>
+        </w:rPr>
       </w:pPr>
-    </w:p>
-    <w:p>
-      <w:pPr>
-        <w:spacing w:before="400" w:after="240" w:line="420" w:lineRule="auto"/>
-      </w:pPr>
-      <w:r>
-        <w:rPr>
-          <w:rFonts w:ascii="黑体" w:eastAsia="黑体" w:hAnsi="黑体" w:cs="黑体"/>
-          <w:b/>
-          <w:sz w:val="32"/>
-        </w:rPr>
-        <w:t>二、投资理念与策略</w:t>
+      <w:r>
+        <w:rPr>
+          <w:rFonts w:ascii="宋体" w:eastAsia="宋体" w:hAnsi="宋体"/>
+          <w:sz w:val="36"/>
+        </w:rPr>
+        <w:t>投资理念与策略</w:t>
       </w:r>
     </w:p>
     <w:p>
@@ -1407,31 +1375,46 @@
         <w:rPr>
           <w:rFonts w:ascii="Times New Roman" w:hAnsi="Times New Roman" w:cs="Times New Roman"/>
         </w:rPr>
-        <w:t>式左侧轨或复杂双模块评分</w:t>
-      </w:r>
-      <w:r>
-        <w:rPr>
-          <w:rFonts w:ascii="Times New Roman" w:hAnsi="Times New Roman" w:cs="Times New Roman"/>
-        </w:rPr>
-        <w:t>。</w:t>
+        <w:t>式左侧轨或复杂双模块评分。</w:t>
       </w:r>
     </w:p>
     <w:p>
       <w:pPr>
-        <w:spacing w:before="400" w:after="240" w:line="420" w:lineRule="auto"/>
+        <w:pStyle w:val="1"/>
+        <w:numPr>
+          <w:ilvl w:val="0"/>
+          <w:numId w:val="11"/>
+        </w:numPr>
+        <w:rPr>
+          <w:rFonts w:ascii="宋体" w:eastAsia="宋体" w:hAnsi="宋体"/>
+          <w:sz w:val="32"/>
+        </w:rPr>
       </w:pPr>
       <w:r>
         <w:rPr>
-          <w:rFonts w:ascii="黑体" w:eastAsia="黑体" w:hAnsi="黑体" w:cs="黑体"/>
-          <w:b/>
+          <w:rFonts w:ascii="宋体" w:eastAsia="宋体" w:hAnsi="宋体"/>
           <w:sz w:val="32"/>
         </w:rPr>
-        <w:t>三、核心量化指标体系</w:t>
+        <w:t>核心量化指</w:t>
+      </w:r>
+      <w:r>
+        <w:rPr>
+          <w:rFonts w:ascii="宋体" w:eastAsia="宋体" w:hAnsi="宋体" w:cs="微软雅黑" w:hint="eastAsia"/>
+          <w:sz w:val="32"/>
+        </w:rPr>
+        <w:t>标</w:t>
+      </w:r>
+      <w:r>
+        <w:rPr>
+          <w:rFonts w:ascii="宋体" w:eastAsia="宋体" w:hAnsi="宋体" w:cs="MS Gothic" w:hint="eastAsia"/>
+          <w:sz w:val="32"/>
+        </w:rPr>
+        <w:t>体系</w:t>
       </w:r>
     </w:p>
     <w:p>
       <w:pPr>
-        <w:spacing w:line="420" w:lineRule="auto"/>
+        <w:spacing w:before="240" w:line="420" w:lineRule="auto"/>
         <w:ind w:firstLine="420"/>
       </w:pPr>
       <w:r>
@@ -1591,7 +1574,6 @@
                 <w:rFonts w:ascii="Times New Roman" w:hAnsi="Times New Roman" w:cs="Times New Roman"/>
                 <w:sz w:val="21"/>
               </w:rPr>
-              <w:lastRenderedPageBreak/>
               <w:t>MA20</w:t>
             </w:r>
           </w:p>
@@ -1732,6 +1714,7 @@
                 <w:rFonts w:ascii="Times New Roman" w:hAnsi="Times New Roman" w:cs="Times New Roman"/>
                 <w:sz w:val="21"/>
               </w:rPr>
+              <w:lastRenderedPageBreak/>
               <w:t>连阳规则</w:t>
             </w:r>
             <w:r>
@@ -2718,36 +2701,60 @@
     </w:p>
     <w:p>
       <w:pPr>
-        <w:spacing w:before="400" w:after="240" w:line="420" w:lineRule="auto"/>
+        <w:pStyle w:val="1"/>
+        <w:numPr>
+          <w:ilvl w:val="0"/>
+          <w:numId w:val="11"/>
+        </w:numPr>
+        <w:rPr>
+          <w:rFonts w:ascii="宋体" w:eastAsia="宋体" w:hAnsi="宋体"/>
+          <w:sz w:val="36"/>
+        </w:rPr>
       </w:pPr>
       <w:r>
         <w:rPr>
-          <w:rFonts w:ascii="黑体" w:eastAsia="黑体" w:hAnsi="黑体" w:cs="黑体"/>
-          <w:b/>
-          <w:sz w:val="32"/>
-        </w:rPr>
-        <w:t>四、正式买点判定规则</w:t>
+          <w:rFonts w:ascii="宋体" w:eastAsia="宋体" w:hAnsi="宋体"/>
+          <w:sz w:val="36"/>
+        </w:rPr>
+        <w:t>正式买点判定规则</w:t>
       </w:r>
     </w:p>
     <w:p>
       <w:pPr>
-        <w:spacing w:before="280" w:line="420" w:lineRule="auto"/>
+        <w:pStyle w:val="21"/>
+        <w:spacing w:after="240"/>
+        <w:rPr>
+          <w:rFonts w:ascii="宋体" w:eastAsia="宋体" w:hAnsi="宋体"/>
+          <w:sz w:val="32"/>
+        </w:rPr>
       </w:pPr>
       <w:r>
         <w:rPr>
-          <w:rFonts w:ascii="黑体" w:eastAsia="黑体" w:hAnsi="黑体" w:cs="黑体"/>
-          <w:b/>
-          <w:sz w:val="28"/>
-        </w:rPr>
-        <w:t xml:space="preserve">4.1 </w:t>
-      </w:r>
-      <w:r>
-        <w:rPr>
-          <w:rFonts w:ascii="黑体" w:eastAsia="黑体" w:hAnsi="黑体" w:cs="黑体"/>
-          <w:b/>
-          <w:sz w:val="28"/>
-        </w:rPr>
-        <w:t>正式买点定义</w:t>
+          <w:rFonts w:ascii="宋体" w:eastAsia="宋体" w:hAnsi="宋体"/>
+          <w:sz w:val="32"/>
+        </w:rPr>
+        <w:t>4.1 正式</w:t>
+      </w:r>
+      <w:r>
+        <w:rPr>
+          <w:rFonts w:ascii="宋体" w:eastAsia="宋体" w:hAnsi="宋体" w:cs="微软雅黑" w:hint="eastAsia"/>
+          <w:sz w:val="32"/>
+        </w:rPr>
+        <w:t>买</w:t>
+      </w:r>
+      <w:r>
+        <w:rPr>
+          <w:rFonts w:ascii="宋体" w:eastAsia="宋体" w:hAnsi="宋体" w:cs="MS Gothic" w:hint="eastAsia"/>
+          <w:sz w:val="32"/>
+        </w:rPr>
+        <w:t>点定</w:t>
+      </w:r>
+      <w:r>
+        <w:rPr>
+          <w:rFonts w:ascii="宋体" w:eastAsia="宋体" w:hAnsi="宋体" w:cs="微软雅黑" w:hint="eastAsia"/>
+          <w:sz w:val="32"/>
+        </w:rPr>
+        <w:t>义</w:t>
       </w:r>
     </w:p>
     <w:p>
@@ -2845,7 +2852,6 @@
           <w:rFonts w:ascii="Consolas" w:hAnsi="Consolas" w:cs="Consolas"/>
           <w:sz w:val="20"/>
         </w:rPr>
-        <w:lastRenderedPageBreak/>
         <w:t xml:space="preserve">         AND </w:t>
       </w:r>
       <w:r>
@@ -2918,23 +2924,20 @@
     </w:p>
     <w:p>
       <w:pPr>
-        <w:spacing w:before="280" w:line="420" w:lineRule="auto"/>
+        <w:pStyle w:val="21"/>
+        <w:spacing w:after="240"/>
+        <w:rPr>
+          <w:rFonts w:ascii="宋体" w:eastAsia="宋体" w:hAnsi="宋体"/>
+          <w:sz w:val="32"/>
+        </w:rPr>
       </w:pPr>
       <w:r>
         <w:rPr>
-          <w:rFonts w:ascii="黑体" w:eastAsia="黑体" w:hAnsi="黑体" w:cs="黑体"/>
-          <w:b/>
-          <w:sz w:val="28"/>
-        </w:rPr>
-        <w:t xml:space="preserve">4.2 </w:t>
-      </w:r>
-      <w:r>
-        <w:rPr>
-          <w:rFonts w:ascii="黑体" w:eastAsia="黑体" w:hAnsi="黑体" w:cs="黑体"/>
-          <w:b/>
-          <w:sz w:val="28"/>
-        </w:rPr>
-        <w:t>默认硬筛条件</w:t>
+          <w:rFonts w:ascii="宋体" w:eastAsia="宋体" w:hAnsi="宋体"/>
+          <w:sz w:val="32"/>
+        </w:rPr>
+        <w:lastRenderedPageBreak/>
+        <w:t>4.2 默认硬筛条件</w:t>
       </w:r>
     </w:p>
     <w:p>
@@ -3519,23 +3522,19 @@
     </w:p>
     <w:p>
       <w:pPr>
-        <w:spacing w:before="280" w:line="420" w:lineRule="auto"/>
+        <w:pStyle w:val="21"/>
+        <w:spacing w:after="240"/>
+        <w:rPr>
+          <w:rFonts w:ascii="宋体" w:eastAsia="宋体" w:hAnsi="宋体"/>
+          <w:sz w:val="32"/>
+        </w:rPr>
       </w:pPr>
       <w:r>
         <w:rPr>
-          <w:rFonts w:ascii="黑体" w:eastAsia="黑体" w:hAnsi="黑体" w:cs="黑体"/>
-          <w:b/>
-          <w:sz w:val="28"/>
-        </w:rPr>
-        <w:t xml:space="preserve">4.3 </w:t>
-      </w:r>
-      <w:r>
-        <w:rPr>
-          <w:rFonts w:ascii="黑体" w:eastAsia="黑体" w:hAnsi="黑体" w:cs="黑体"/>
-          <w:b/>
-          <w:sz w:val="28"/>
-        </w:rPr>
-        <w:t>结构硬闸（否决正式买点）</w:t>
+          <w:rFonts w:ascii="宋体" w:eastAsia="宋体" w:hAnsi="宋体"/>
+          <w:sz w:val="32"/>
+        </w:rPr>
+        <w:t>4.3 结构硬闸（否决正式买点）</w:t>
       </w:r>
     </w:p>
     <w:p>
@@ -3578,13 +3577,7 @@
         <w:rPr>
           <w:rFonts w:ascii="Times New Roman" w:hAnsi="Times New Roman" w:cs="Times New Roman"/>
         </w:rPr>
-        <w:t>KDE</w:t>
-      </w:r>
-      <w:r>
-        <w:rPr>
-          <w:rFonts w:ascii="Times New Roman" w:hAnsi="Times New Roman" w:cs="Times New Roman"/>
-        </w:rPr>
-        <w:t xml:space="preserve"> </w:t>
+        <w:t xml:space="preserve">KDE </w:t>
       </w:r>
       <w:r>
         <w:rPr>
@@ -3901,7 +3894,6 @@
                 <w:rFonts w:ascii="Times New Roman" w:hAnsi="Times New Roman" w:cs="Times New Roman"/>
                 <w:sz w:val="21"/>
               </w:rPr>
-              <w:lastRenderedPageBreak/>
               <w:t>结构盈亏比</w:t>
             </w:r>
             <w:r>
@@ -3954,23 +3946,19 @@
     </w:p>
     <w:p>
       <w:pPr>
-        <w:spacing w:before="280" w:line="420" w:lineRule="auto"/>
+        <w:pStyle w:val="21"/>
+        <w:spacing w:after="240"/>
+        <w:rPr>
+          <w:rFonts w:ascii="宋体" w:eastAsia="宋体" w:hAnsi="宋体"/>
+          <w:sz w:val="32"/>
+        </w:rPr>
       </w:pPr>
       <w:r>
         <w:rPr>
-          <w:rFonts w:ascii="黑体" w:eastAsia="黑体" w:hAnsi="黑体" w:cs="黑体"/>
-          <w:b/>
-          <w:sz w:val="28"/>
-        </w:rPr>
-        <w:t xml:space="preserve">4.4 </w:t>
-      </w:r>
-      <w:r>
-        <w:rPr>
-          <w:rFonts w:ascii="黑体" w:eastAsia="黑体" w:hAnsi="黑体" w:cs="黑体"/>
-          <w:b/>
-          <w:sz w:val="28"/>
-        </w:rPr>
-        <w:t>过热硬闸与提示</w:t>
+          <w:rFonts w:ascii="宋体" w:eastAsia="宋体" w:hAnsi="宋体"/>
+          <w:sz w:val="32"/>
+        </w:rPr>
+        <w:t>4.4 过热硬闸与提示</w:t>
       </w:r>
     </w:p>
     <w:tbl>
@@ -4067,6 +4055,7 @@
                 <w:rFonts w:ascii="Times New Roman" w:hAnsi="Times New Roman" w:cs="Times New Roman"/>
                 <w:sz w:val="21"/>
               </w:rPr>
+              <w:lastRenderedPageBreak/>
               <w:t>过热硬闸</w:t>
             </w:r>
           </w:p>
@@ -4265,23 +4254,19 @@
     </w:p>
     <w:p>
       <w:pPr>
-        <w:spacing w:before="280" w:line="420" w:lineRule="auto"/>
+        <w:pStyle w:val="21"/>
+        <w:spacing w:after="240"/>
+        <w:rPr>
+          <w:rFonts w:ascii="宋体" w:eastAsia="宋体" w:hAnsi="宋体"/>
+          <w:sz w:val="32"/>
+        </w:rPr>
       </w:pPr>
       <w:r>
         <w:rPr>
-          <w:rFonts w:ascii="黑体" w:eastAsia="黑体" w:hAnsi="黑体" w:cs="黑体"/>
-          <w:b/>
-          <w:sz w:val="28"/>
-        </w:rPr>
-        <w:t xml:space="preserve">4.5 </w:t>
-      </w:r>
-      <w:r>
-        <w:rPr>
-          <w:rFonts w:ascii="黑体" w:eastAsia="黑体" w:hAnsi="黑体" w:cs="黑体"/>
-          <w:b/>
-          <w:sz w:val="28"/>
-        </w:rPr>
-        <w:t>正式买点与连阳补充</w:t>
+          <w:rFonts w:ascii="宋体" w:eastAsia="宋体" w:hAnsi="宋体"/>
+          <w:sz w:val="32"/>
+        </w:rPr>
+        <w:t>4.5 正式买点与连阳补充</w:t>
       </w:r>
     </w:p>
     <w:tbl>
@@ -4635,23 +4620,19 @@
     </w:p>
     <w:p>
       <w:pPr>
-        <w:spacing w:before="280" w:line="420" w:lineRule="auto"/>
+        <w:pStyle w:val="21"/>
+        <w:spacing w:after="240"/>
+        <w:rPr>
+          <w:rFonts w:ascii="宋体" w:eastAsia="宋体" w:hAnsi="宋体"/>
+          <w:sz w:val="32"/>
+        </w:rPr>
       </w:pPr>
       <w:r>
         <w:rPr>
-          <w:rFonts w:ascii="黑体" w:eastAsia="黑体" w:hAnsi="黑体" w:cs="黑体"/>
-          <w:b/>
-          <w:sz w:val="28"/>
-        </w:rPr>
-        <w:t xml:space="preserve">4.6 </w:t>
-      </w:r>
-      <w:r>
-        <w:rPr>
-          <w:rFonts w:ascii="黑体" w:eastAsia="黑体" w:hAnsi="黑体" w:cs="黑体"/>
-          <w:b/>
-          <w:sz w:val="28"/>
-        </w:rPr>
-        <w:t>判定流程（摘要）</w:t>
+          <w:rFonts w:ascii="宋体" w:eastAsia="宋体" w:hAnsi="宋体"/>
+          <w:sz w:val="32"/>
+        </w:rPr>
+        <w:t>4.6 判定流程（摘要）</w:t>
       </w:r>
     </w:p>
     <w:p>
@@ -5011,7 +4992,6 @@
         <w:rPr>
           <w:rFonts w:ascii="Times New Roman" w:hAnsi="Times New Roman" w:cs="Times New Roman"/>
         </w:rPr>
-        <w:lastRenderedPageBreak/>
         <w:t>说明：选股「全部</w:t>
       </w:r>
       <w:r>
@@ -5090,31 +5070,24 @@
     </w:p>
     <w:p>
       <w:pPr>
-        <w:spacing w:before="400" w:after="240" w:line="420" w:lineRule="auto"/>
+        <w:pStyle w:val="1"/>
+        <w:numPr>
+          <w:ilvl w:val="0"/>
+          <w:numId w:val="11"/>
+        </w:numPr>
+        <w:spacing w:after="240" w:line="360" w:lineRule="auto"/>
+        <w:rPr>
+          <w:rFonts w:ascii="宋体" w:eastAsia="宋体" w:hAnsi="宋体"/>
+          <w:sz w:val="36"/>
+        </w:rPr>
       </w:pPr>
       <w:r>
         <w:rPr>
-          <w:rFonts w:ascii="黑体" w:eastAsia="黑体" w:hAnsi="黑体" w:cs="黑体"/>
-          <w:b/>
-          <w:sz w:val="32"/>
-        </w:rPr>
-        <w:t>五、评分决策系统（满分</w:t>
-      </w:r>
-      <w:r>
-        <w:rPr>
-          <w:rFonts w:ascii="黑体" w:eastAsia="黑体" w:hAnsi="黑体" w:cs="黑体"/>
-          <w:b/>
-          <w:sz w:val="32"/>
-        </w:rPr>
-        <w:t xml:space="preserve"> 100</w:t>
-      </w:r>
-      <w:r>
-        <w:rPr>
-          <w:rFonts w:ascii="黑体" w:eastAsia="黑体" w:hAnsi="黑体" w:cs="黑体"/>
-          <w:b/>
-          <w:sz w:val="32"/>
-        </w:rPr>
-        <w:t>）</w:t>
+          <w:rFonts w:ascii="宋体" w:eastAsia="宋体" w:hAnsi="宋体"/>
+          <w:sz w:val="36"/>
+        </w:rPr>
+        <w:lastRenderedPageBreak/>
+        <w:t>评分决策系统（满分100）</w:t>
       </w:r>
     </w:p>
     <w:p>
@@ -5166,34 +5139,24 @@
         <w:rPr>
           <w:rFonts w:ascii="Times New Roman" w:hAnsi="Times New Roman" w:cs="Times New Roman"/>
         </w:rPr>
-        <w:t>，入场须结合结构位与买点标</w:t>
-      </w:r>
-      <w:r>
-        <w:rPr>
-          <w:rFonts w:ascii="Times New Roman" w:hAnsi="Times New Roman" w:cs="Times New Roman"/>
-        </w:rPr>
-        <w:t>志审阅。</w:t>
+        <w:t>，入场须结合结构位与买点标志审阅。</w:t>
       </w:r>
     </w:p>
     <w:p>
       <w:pPr>
-        <w:spacing w:before="280" w:line="420" w:lineRule="auto"/>
+        <w:pStyle w:val="21"/>
+        <w:spacing w:after="240"/>
+        <w:rPr>
+          <w:rFonts w:ascii="宋体" w:eastAsia="宋体" w:hAnsi="宋体"/>
+          <w:sz w:val="32"/>
+        </w:rPr>
       </w:pPr>
       <w:r>
         <w:rPr>
-          <w:rFonts w:ascii="黑体" w:eastAsia="黑体" w:hAnsi="黑体" w:cs="黑体"/>
-          <w:b/>
-          <w:sz w:val="28"/>
-        </w:rPr>
-        <w:t xml:space="preserve">5.1 </w:t>
-      </w:r>
-      <w:r>
-        <w:rPr>
-          <w:rFonts w:ascii="黑体" w:eastAsia="黑体" w:hAnsi="黑体" w:cs="黑体"/>
-          <w:b/>
-          <w:sz w:val="28"/>
-        </w:rPr>
-        <w:t>评分构成（缺省上限，约）</w:t>
+          <w:rFonts w:ascii="宋体" w:eastAsia="宋体" w:hAnsi="宋体"/>
+          <w:sz w:val="32"/>
+        </w:rPr>
+        <w:t>5.1 评分构成（缺省上限，约）</w:t>
       </w:r>
     </w:p>
     <w:tbl>
@@ -6405,15 +6368,7 @@
                 <w:rFonts w:ascii="Times New Roman" w:hAnsi="Times New Roman" w:cs="Times New Roman"/>
                 <w:sz w:val="21"/>
               </w:rPr>
-              <w:t>乖</w:t>
-            </w:r>
-            <w:r>
-              <w:rPr>
-                <w:rFonts w:ascii="Times New Roman" w:hAnsi="Times New Roman" w:cs="Times New Roman"/>
-                <w:sz w:val="21"/>
-              </w:rPr>
-              <w:lastRenderedPageBreak/>
-              <w:t>离</w:t>
+              <w:t>乖离</w:t>
             </w:r>
           </w:p>
         </w:tc>
@@ -6430,7 +6385,6 @@
                 <w:rFonts w:ascii="Times New Roman" w:hAnsi="Times New Roman" w:cs="Times New Roman"/>
                 <w:sz w:val="21"/>
               </w:rPr>
-              <w:lastRenderedPageBreak/>
               <w:t>约</w:t>
             </w:r>
             <w:r>
@@ -6446,7 +6400,7 @@
                 <w:b/>
                 <w:sz w:val="21"/>
               </w:rPr>
-              <w:t>−</w:t>
+              <w:t>−10</w:t>
             </w:r>
             <w:r>
               <w:rPr>
@@ -6454,7 +6408,7 @@
                 <w:b/>
                 <w:sz w:val="21"/>
               </w:rPr>
-              <w:t>10</w:t>
+              <w:t>～</w:t>
             </w:r>
             <w:r>
               <w:rPr>
@@ -6462,14 +6416,6 @@
                 <w:b/>
                 <w:sz w:val="21"/>
               </w:rPr>
-              <w:t>～</w:t>
-            </w:r>
-            <w:r>
-              <w:rPr>
-                <w:rFonts w:ascii="Times New Roman" w:hAnsi="Times New Roman" w:cs="Times New Roman"/>
-                <w:b/>
-                <w:sz w:val="21"/>
-              </w:rPr>
               <w:t>0</w:t>
             </w:r>
           </w:p>
@@ -6487,15 +6433,7 @@
                 <w:rFonts w:ascii="Times New Roman" w:hAnsi="Times New Roman" w:cs="Times New Roman"/>
                 <w:sz w:val="21"/>
               </w:rPr>
-              <w:t>自软阈值起扣，逼</w:t>
-            </w:r>
-            <w:r>
-              <w:rPr>
-                <w:rFonts w:ascii="Times New Roman" w:hAnsi="Times New Roman" w:cs="Times New Roman"/>
-                <w:sz w:val="21"/>
-              </w:rPr>
-              <w:lastRenderedPageBreak/>
-              <w:t>近硬阈扣满</w:t>
+              <w:t>自软阈值起扣，逼近硬阈扣满</w:t>
             </w:r>
           </w:p>
         </w:tc>
@@ -6545,23 +6483,20 @@
     </w:p>
     <w:p>
       <w:pPr>
-        <w:spacing w:before="280" w:line="420" w:lineRule="auto"/>
+        <w:pStyle w:val="21"/>
+        <w:spacing w:after="240"/>
+        <w:rPr>
+          <w:rFonts w:ascii="宋体" w:eastAsia="宋体" w:hAnsi="宋体"/>
+          <w:sz w:val="32"/>
+        </w:rPr>
       </w:pPr>
       <w:r>
         <w:rPr>
-          <w:rFonts w:ascii="黑体" w:eastAsia="黑体" w:hAnsi="黑体" w:cs="黑体"/>
-          <w:b/>
-          <w:sz w:val="28"/>
-        </w:rPr>
-        <w:t xml:space="preserve">5.2 </w:t>
-      </w:r>
-      <w:r>
-        <w:rPr>
-          <w:rFonts w:ascii="黑体" w:eastAsia="黑体" w:hAnsi="黑体" w:cs="黑体"/>
-          <w:b/>
-          <w:sz w:val="28"/>
-        </w:rPr>
-        <w:t>执行标准（业务口径）</w:t>
+          <w:rFonts w:ascii="宋体" w:eastAsia="宋体" w:hAnsi="宋体"/>
+          <w:sz w:val="32"/>
+        </w:rPr>
+        <w:lastRenderedPageBreak/>
+        <w:t>5.2 执行标准（业务口径）</w:t>
       </w:r>
     </w:p>
     <w:tbl>
@@ -6824,50 +6759,52 @@
     </w:p>
     <w:p>
       <w:pPr>
-        <w:spacing w:before="400" w:after="240" w:line="420" w:lineRule="auto"/>
+        <w:pStyle w:val="1"/>
+        <w:numPr>
+          <w:ilvl w:val="0"/>
+          <w:numId w:val="11"/>
+        </w:numPr>
+        <w:spacing w:after="240" w:line="360" w:lineRule="auto"/>
+        <w:rPr>
+          <w:rFonts w:ascii="宋体" w:eastAsia="宋体" w:hAnsi="宋体"/>
+          <w:sz w:val="36"/>
+        </w:rPr>
       </w:pPr>
       <w:r>
         <w:rPr>
-          <w:rFonts w:ascii="黑体" w:eastAsia="黑体" w:hAnsi="黑体" w:cs="黑体"/>
-          <w:b/>
-          <w:sz w:val="32"/>
-        </w:rPr>
-        <w:t>六、风险管理与退出机制</w:t>
+          <w:rFonts w:ascii="宋体" w:eastAsia="宋体" w:hAnsi="宋体"/>
+          <w:sz w:val="36"/>
+        </w:rPr>
+        <w:t>风险管理与退出机制</w:t>
       </w:r>
     </w:p>
     <w:p>
       <w:pPr>
-        <w:spacing w:before="280" w:line="420" w:lineRule="auto"/>
+        <w:pStyle w:val="21"/>
+        <w:spacing w:after="240"/>
+        <w:rPr>
+          <w:rFonts w:ascii="宋体" w:eastAsia="宋体" w:hAnsi="宋体"/>
+          <w:sz w:val="32"/>
+        </w:rPr>
       </w:pPr>
       <w:r>
         <w:rPr>
-          <w:rFonts w:ascii="黑体" w:eastAsia="黑体" w:hAnsi="黑体" w:cs="黑体"/>
-          <w:b/>
-          <w:sz w:val="28"/>
-        </w:rPr>
-        <w:t xml:space="preserve">6.1 </w:t>
-      </w:r>
-      <w:r>
-        <w:rPr>
-          <w:rFonts w:ascii="黑体" w:eastAsia="黑体" w:hAnsi="黑体" w:cs="黑体"/>
-          <w:b/>
-          <w:sz w:val="28"/>
-        </w:rPr>
-        <w:t>买入规则（回测</w:t>
-      </w:r>
-      <w:r>
-        <w:rPr>
-          <w:rFonts w:ascii="黑体" w:eastAsia="黑体" w:hAnsi="黑体" w:cs="黑体"/>
-          <w:b/>
-          <w:sz w:val="28"/>
-        </w:rPr>
-        <w:t xml:space="preserve"> / </w:t>
-      </w:r>
-      <w:r>
-        <w:rPr>
-          <w:rFonts w:ascii="黑体" w:eastAsia="黑体" w:hAnsi="黑体" w:cs="黑体"/>
-          <w:b/>
-          <w:sz w:val="28"/>
+          <w:rFonts w:ascii="宋体" w:eastAsia="宋体" w:hAnsi="宋体"/>
+          <w:sz w:val="32"/>
+        </w:rPr>
+        <w:t>6.1 买入规则（回测</w:t>
+      </w:r>
+      <w:r>
+        <w:rPr>
+          <w:rFonts w:ascii="宋体" w:eastAsia="宋体" w:hAnsi="宋体"/>
+          <w:sz w:val="32"/>
+        </w:rPr>
+        <w:t>/</w:t>
+      </w:r>
+      <w:r>
+        <w:rPr>
+          <w:rFonts w:ascii="宋体" w:eastAsia="宋体" w:hAnsi="宋体"/>
+          <w:sz w:val="32"/>
         </w:rPr>
         <w:t>交易纪律）</w:t>
       </w:r>
@@ -7183,23 +7120,19 @@
     </w:p>
     <w:p>
       <w:pPr>
-        <w:spacing w:before="280" w:line="420" w:lineRule="auto"/>
+        <w:pStyle w:val="21"/>
+        <w:spacing w:after="240"/>
+        <w:rPr>
+          <w:rFonts w:ascii="宋体" w:eastAsia="宋体" w:hAnsi="宋体"/>
+          <w:sz w:val="32"/>
+        </w:rPr>
       </w:pPr>
       <w:r>
         <w:rPr>
-          <w:rFonts w:ascii="黑体" w:eastAsia="黑体" w:hAnsi="黑体" w:cs="黑体"/>
-          <w:b/>
-          <w:sz w:val="28"/>
-        </w:rPr>
-        <w:t xml:space="preserve">6.2 </w:t>
-      </w:r>
-      <w:r>
-        <w:rPr>
-          <w:rFonts w:ascii="黑体" w:eastAsia="黑体" w:hAnsi="黑体" w:cs="黑体"/>
-          <w:b/>
-          <w:sz w:val="28"/>
-        </w:rPr>
-        <w:t>目标涨幅判定（统计用）</w:t>
+          <w:rFonts w:ascii="宋体" w:eastAsia="宋体" w:hAnsi="宋体"/>
+          <w:sz w:val="32"/>
+        </w:rPr>
+        <w:t>6.2 目标涨幅判定（统计用）</w:t>
       </w:r>
     </w:p>
     <w:tbl>
@@ -7233,7 +7166,6 @@
                 <w:b/>
                 <w:sz w:val="21"/>
               </w:rPr>
-              <w:lastRenderedPageBreak/>
               <w:t>配置</w:t>
             </w:r>
           </w:p>
@@ -7284,22 +7216,6 @@
                 <w:sz w:val="21"/>
               </w:rPr>
               <w:t xml:space="preserve"> </w:t>
-            </w:r>
-            <w:r>
-              <w:rPr>
-                <w:rFonts w:ascii="Times New Roman" w:hAnsi="Times New Roman" w:cs="Times New Roman"/>
-                <w:b/>
-                <w:sz w:val="21"/>
-              </w:rPr>
-              <w:t>10%</w:t>
-            </w:r>
-            <w:r>
-              <w:rPr>
-                <w:rFonts w:ascii="Times New Roman" w:hAnsi="Times New Roman" w:cs="Times New Roman"/>
-                <w:b/>
-                <w:sz w:val="21"/>
-              </w:rPr>
-              <w:t>～</w:t>
             </w:r>
             <w:r>
               <w:rPr>
@@ -7463,23 +7379,19 @@
     </w:p>
     <w:p>
       <w:pPr>
-        <w:spacing w:before="280" w:line="420" w:lineRule="auto"/>
+        <w:pStyle w:val="21"/>
+        <w:spacing w:after="240"/>
+        <w:rPr>
+          <w:rFonts w:ascii="宋体" w:eastAsia="宋体" w:hAnsi="宋体"/>
+          <w:sz w:val="32"/>
+        </w:rPr>
       </w:pPr>
       <w:r>
         <w:rPr>
-          <w:rFonts w:ascii="黑体" w:eastAsia="黑体" w:hAnsi="黑体" w:cs="黑体"/>
-          <w:b/>
-          <w:sz w:val="28"/>
-        </w:rPr>
-        <w:t xml:space="preserve">6.3 </w:t>
-      </w:r>
-      <w:r>
-        <w:rPr>
-          <w:rFonts w:ascii="黑体" w:eastAsia="黑体" w:hAnsi="黑体" w:cs="黑体"/>
-          <w:b/>
-          <w:sz w:val="28"/>
-        </w:rPr>
-        <w:t>三种出场模式</w:t>
+          <w:rFonts w:ascii="宋体" w:eastAsia="宋体" w:hAnsi="宋体"/>
+          <w:sz w:val="32"/>
+        </w:rPr>
+        <w:t>6.3 三种出场模式</w:t>
       </w:r>
     </w:p>
     <w:tbl>
@@ -7706,15 +7618,7 @@
                 <w:b/>
                 <w:sz w:val="21"/>
               </w:rPr>
-              <w:t>−</w:t>
-            </w:r>
-            <w:r>
-              <w:rPr>
-                <w:rFonts w:ascii="Times New Roman" w:hAnsi="Times New Roman" w:cs="Times New Roman"/>
-                <w:b/>
-                <w:sz w:val="21"/>
-              </w:rPr>
-              <w:t>10%</w:t>
+              <w:t>−10%</w:t>
             </w:r>
             <w:r>
               <w:rPr>
@@ -7947,15 +7851,7 @@
                 <w:b/>
                 <w:sz w:val="21"/>
               </w:rPr>
-              <w:t>−</w:t>
-            </w:r>
-            <w:r>
-              <w:rPr>
-                <w:rFonts w:ascii="Times New Roman" w:hAnsi="Times New Roman" w:cs="Times New Roman"/>
-                <w:b/>
-                <w:sz w:val="21"/>
-              </w:rPr>
-              <w:t>8%</w:t>
+              <w:t>−8%</w:t>
             </w:r>
             <w:r>
               <w:rPr>
@@ -8024,23 +7920,19 @@
     </w:p>
     <w:p>
       <w:pPr>
-        <w:spacing w:before="280" w:line="420" w:lineRule="auto"/>
+        <w:pStyle w:val="21"/>
+        <w:spacing w:after="240"/>
+        <w:rPr>
+          <w:rFonts w:ascii="宋体" w:eastAsia="宋体" w:hAnsi="宋体"/>
+          <w:sz w:val="32"/>
+        </w:rPr>
       </w:pPr>
       <w:r>
         <w:rPr>
-          <w:rFonts w:ascii="黑体" w:eastAsia="黑体" w:hAnsi="黑体" w:cs="黑体"/>
-          <w:b/>
-          <w:sz w:val="28"/>
-        </w:rPr>
-        <w:t xml:space="preserve">6.4 </w:t>
-      </w:r>
-      <w:r>
-        <w:rPr>
-          <w:rFonts w:ascii="黑体" w:eastAsia="黑体" w:hAnsi="黑体" w:cs="黑体"/>
-          <w:b/>
-          <w:sz w:val="28"/>
-        </w:rPr>
-        <w:t>持仓期保护（结构出场，摘要）</w:t>
+          <w:rFonts w:ascii="宋体" w:eastAsia="宋体" w:hAnsi="宋体"/>
+          <w:sz w:val="32"/>
+        </w:rPr>
+        <w:t>6.4 持仓期保护（结构出场，摘要）</w:t>
       </w:r>
     </w:p>
     <w:p>
@@ -8077,7 +7969,20 @@
         <w:rPr>
           <w:rFonts w:ascii="Times New Roman" w:hAnsi="Times New Roman" w:cs="Times New Roman"/>
         </w:rPr>
-        <w:t>后可武装保本</w:t>
+        <w:t>后可</w:t>
+      </w:r>
+      <w:r>
+        <w:rPr>
+          <w:rFonts w:ascii="Times New Roman" w:hAnsi="Times New Roman" w:cs="Times New Roman" w:hint="eastAsia"/>
+          <w:lang w:eastAsia="zh-CN"/>
+        </w:rPr>
+        <w:t>移动</w:t>
+      </w:r>
+      <w:r>
+        <w:rPr>
+          <w:rFonts w:ascii="Times New Roman" w:hAnsi="Times New Roman" w:cs="Times New Roman"/>
+        </w:rPr>
+        <w:t>保本</w:t>
       </w:r>
       <w:r>
         <w:rPr>
@@ -8161,37 +8066,40 @@
     </w:p>
     <w:p>
       <w:pPr>
-        <w:spacing w:before="400" w:after="240" w:line="420" w:lineRule="auto"/>
+        <w:pStyle w:val="1"/>
+        <w:numPr>
+          <w:ilvl w:val="0"/>
+          <w:numId w:val="11"/>
+        </w:numPr>
+        <w:spacing w:after="240" w:line="360" w:lineRule="auto"/>
+        <w:rPr>
+          <w:rFonts w:ascii="宋体" w:eastAsia="宋体" w:hAnsi="宋体"/>
+          <w:sz w:val="36"/>
+        </w:rPr>
       </w:pPr>
       <w:r>
         <w:rPr>
-          <w:rFonts w:ascii="黑体" w:eastAsia="黑体" w:hAnsi="黑体" w:cs="黑体"/>
-          <w:b/>
-          <w:sz w:val="32"/>
-        </w:rPr>
-        <w:lastRenderedPageBreak/>
-        <w:t>七、业务适用范围与作业节奏</w:t>
+          <w:rFonts w:ascii="宋体" w:eastAsia="宋体" w:hAnsi="宋体"/>
+          <w:sz w:val="36"/>
+        </w:rPr>
+        <w:t>业务适用范围与作业节奏</w:t>
       </w:r>
     </w:p>
     <w:p>
       <w:pPr>
-        <w:spacing w:before="280" w:line="420" w:lineRule="auto"/>
+        <w:pStyle w:val="21"/>
+        <w:spacing w:after="240"/>
+        <w:rPr>
+          <w:rFonts w:ascii="宋体" w:eastAsia="宋体" w:hAnsi="宋体"/>
+          <w:sz w:val="32"/>
+        </w:rPr>
       </w:pPr>
       <w:r>
         <w:rPr>
-          <w:rFonts w:ascii="黑体" w:eastAsia="黑体" w:hAnsi="黑体" w:cs="黑体"/>
-          <w:b/>
-          <w:sz w:val="28"/>
-        </w:rPr>
-        <w:t xml:space="preserve">7.1 </w:t>
-      </w:r>
-      <w:r>
-        <w:rPr>
-          <w:rFonts w:ascii="黑体" w:eastAsia="黑体" w:hAnsi="黑体" w:cs="黑体"/>
-          <w:b/>
-          <w:sz w:val="28"/>
-        </w:rPr>
-        <w:t>适用范围</w:t>
+          <w:rFonts w:ascii="宋体" w:eastAsia="宋体" w:hAnsi="宋体"/>
+          <w:sz w:val="32"/>
+        </w:rPr>
+        <w:t>7.1 适用范围</w:t>
       </w:r>
     </w:p>
     <w:tbl>
@@ -8312,6 +8220,7 @@
                 <w:rFonts w:ascii="Times New Roman" w:hAnsi="Times New Roman" w:cs="Times New Roman"/>
                 <w:sz w:val="21"/>
               </w:rPr>
+              <w:lastRenderedPageBreak/>
               <w:t>概念板块、单股明细</w:t>
             </w:r>
           </w:p>
@@ -8334,6 +8243,7 @@
                 <w:rFonts w:ascii="Times New Roman" w:hAnsi="Times New Roman" w:cs="Times New Roman"/>
                 <w:sz w:val="21"/>
               </w:rPr>
+              <w:lastRenderedPageBreak/>
               <w:t>日报推送</w:t>
             </w:r>
           </w:p>
@@ -8517,23 +8427,19 @@
     </w:p>
     <w:p>
       <w:pPr>
-        <w:spacing w:before="280" w:line="420" w:lineRule="auto"/>
+        <w:pStyle w:val="21"/>
+        <w:spacing w:after="240"/>
+        <w:rPr>
+          <w:rFonts w:ascii="宋体" w:eastAsia="宋体" w:hAnsi="宋体"/>
+          <w:sz w:val="32"/>
+        </w:rPr>
       </w:pPr>
       <w:r>
         <w:rPr>
-          <w:rFonts w:ascii="黑体" w:eastAsia="黑体" w:hAnsi="黑体" w:cs="黑体"/>
-          <w:b/>
-          <w:sz w:val="28"/>
-        </w:rPr>
-        <w:t xml:space="preserve">7.2 A </w:t>
-      </w:r>
-      <w:r>
-        <w:rPr>
-          <w:rFonts w:ascii="黑体" w:eastAsia="黑体" w:hAnsi="黑体" w:cs="黑体"/>
-          <w:b/>
-          <w:sz w:val="28"/>
-        </w:rPr>
-        <w:t>股板块与候选过滤</w:t>
+          <w:rFonts w:ascii="宋体" w:eastAsia="宋体" w:hAnsi="宋体"/>
+          <w:sz w:val="32"/>
+        </w:rPr>
+        <w:t>7.2 A 股板块与候选过滤</w:t>
       </w:r>
     </w:p>
     <w:p>
@@ -8685,23 +8591,19 @@
     </w:p>
     <w:p>
       <w:pPr>
-        <w:spacing w:before="280" w:line="420" w:lineRule="auto"/>
+        <w:pStyle w:val="21"/>
+        <w:spacing w:after="240"/>
+        <w:rPr>
+          <w:rFonts w:ascii="宋体" w:eastAsia="宋体" w:hAnsi="宋体"/>
+          <w:sz w:val="32"/>
+        </w:rPr>
       </w:pPr>
       <w:r>
         <w:rPr>
-          <w:rFonts w:ascii="黑体" w:eastAsia="黑体" w:hAnsi="黑体" w:cs="黑体"/>
-          <w:b/>
-          <w:sz w:val="28"/>
-        </w:rPr>
-        <w:t xml:space="preserve">7.3 </w:t>
-      </w:r>
-      <w:r>
-        <w:rPr>
-          <w:rFonts w:ascii="黑体" w:eastAsia="黑体" w:hAnsi="黑体" w:cs="黑体"/>
-          <w:b/>
-          <w:sz w:val="28"/>
-        </w:rPr>
-        <w:t>参数版本管理</w:t>
+          <w:rFonts w:ascii="宋体" w:eastAsia="宋体" w:hAnsi="宋体"/>
+          <w:sz w:val="32"/>
+        </w:rPr>
+        <w:t>7.3 参数版本管理</w:t>
       </w:r>
     </w:p>
     <w:p>
@@ -8799,23 +8701,19 @@
     </w:p>
     <w:p>
       <w:pPr>
-        <w:spacing w:before="280" w:line="420" w:lineRule="auto"/>
+        <w:pStyle w:val="21"/>
+        <w:spacing w:after="240"/>
+        <w:rPr>
+          <w:rFonts w:ascii="宋体" w:eastAsia="宋体" w:hAnsi="宋体"/>
+          <w:sz w:val="32"/>
+        </w:rPr>
       </w:pPr>
       <w:r>
         <w:rPr>
-          <w:rFonts w:ascii="黑体" w:eastAsia="黑体" w:hAnsi="黑体" w:cs="黑体"/>
-          <w:b/>
-          <w:sz w:val="28"/>
-        </w:rPr>
-        <w:t xml:space="preserve">7.4 </w:t>
-      </w:r>
-      <w:r>
-        <w:rPr>
-          <w:rFonts w:ascii="黑体" w:eastAsia="黑体" w:hAnsi="黑体" w:cs="黑体"/>
-          <w:b/>
-          <w:sz w:val="28"/>
-        </w:rPr>
-        <w:t>日终作业节奏（工作日）</w:t>
+          <w:rFonts w:ascii="宋体" w:eastAsia="宋体" w:hAnsi="宋体"/>
+          <w:sz w:val="32"/>
+        </w:rPr>
+        <w:t>7.4 日终作业节奏（工作日）</w:t>
       </w:r>
     </w:p>
     <w:tbl>
@@ -8850,7 +8748,6 @@
                 <w:b/>
                 <w:sz w:val="21"/>
               </w:rPr>
-              <w:lastRenderedPageBreak/>
               <w:t>作业</w:t>
             </w:r>
           </w:p>
@@ -8867,11 +8764,20 @@
             </w:pPr>
             <w:r>
               <w:rPr>
-                <w:rFonts w:ascii="Times New Roman" w:hAnsi="Times New Roman" w:cs="Times New Roman"/>
+                <w:rFonts w:ascii="Times New Roman" w:hAnsi="Times New Roman" w:cs="Times New Roman" w:hint="eastAsia"/>
                 <w:b/>
                 <w:sz w:val="21"/>
-              </w:rPr>
-              <w:t>建议时点</w:t>
+                <w:lang w:eastAsia="zh-CN"/>
+              </w:rPr>
+              <w:t>运行</w:t>
+            </w:r>
+            <w:r>
+              <w:rPr>
+                <w:rFonts w:ascii="Times New Roman" w:hAnsi="Times New Roman" w:cs="Times New Roman"/>
+                <w:b/>
+                <w:sz w:val="21"/>
+              </w:rPr>
+              <w:t>时点</w:t>
             </w:r>
           </w:p>
         </w:tc>
@@ -9093,7 +8999,7 @@
                 <w:rFonts w:ascii="Times New Roman" w:hAnsi="Times New Roman" w:cs="Times New Roman"/>
                 <w:sz w:val="21"/>
               </w:rPr>
-              <w:t>建议约</w:t>
+              <w:t>约</w:t>
             </w:r>
             <w:r>
               <w:rPr>
@@ -9152,15 +9058,24 @@
     </w:p>
     <w:p>
       <w:pPr>
-        <w:spacing w:before="400" w:after="240" w:line="420" w:lineRule="auto"/>
+        <w:pStyle w:val="1"/>
+        <w:numPr>
+          <w:ilvl w:val="0"/>
+          <w:numId w:val="11"/>
+        </w:numPr>
+        <w:spacing w:after="240" w:line="360" w:lineRule="auto"/>
+        <w:rPr>
+          <w:rFonts w:ascii="宋体" w:eastAsia="宋体" w:hAnsi="宋体"/>
+          <w:sz w:val="36"/>
+        </w:rPr>
       </w:pPr>
       <w:r>
         <w:rPr>
-          <w:rFonts w:ascii="黑体" w:eastAsia="黑体" w:hAnsi="黑体" w:cs="黑体"/>
-          <w:b/>
-          <w:sz w:val="32"/>
-        </w:rPr>
-        <w:t>八、能力交付清单</w:t>
+          <w:rFonts w:ascii="宋体" w:eastAsia="宋体" w:hAnsi="宋体"/>
+          <w:sz w:val="36"/>
+        </w:rPr>
+        <w:lastRenderedPageBreak/>
+        <w:t>能力交付清单</w:t>
       </w:r>
     </w:p>
     <w:p>
@@ -9234,23 +9149,19 @@
     </w:p>
     <w:p>
       <w:pPr>
-        <w:spacing w:before="280" w:line="420" w:lineRule="auto"/>
+        <w:pStyle w:val="21"/>
+        <w:spacing w:after="240"/>
+        <w:rPr>
+          <w:rFonts w:ascii="宋体" w:eastAsia="宋体" w:hAnsi="宋体"/>
+          <w:sz w:val="32"/>
+        </w:rPr>
       </w:pPr>
       <w:r>
         <w:rPr>
-          <w:rFonts w:ascii="黑体" w:eastAsia="黑体" w:hAnsi="黑体" w:cs="黑体"/>
-          <w:b/>
-          <w:sz w:val="28"/>
-        </w:rPr>
-        <w:t xml:space="preserve">8.1 </w:t>
-      </w:r>
-      <w:r>
-        <w:rPr>
-          <w:rFonts w:ascii="黑体" w:eastAsia="黑体" w:hAnsi="黑体" w:cs="黑体"/>
-          <w:b/>
-          <w:sz w:val="28"/>
-        </w:rPr>
-        <w:t>已交付</w:t>
+          <w:rFonts w:ascii="宋体" w:eastAsia="宋体" w:hAnsi="宋体"/>
+          <w:sz w:val="32"/>
+        </w:rPr>
+        <w:t>8.1 已交付</w:t>
       </w:r>
     </w:p>
     <w:tbl>
@@ -9798,15 +9709,7 @@
                 <w:rFonts w:ascii="Times New Roman" w:hAnsi="Times New Roman" w:cs="Times New Roman"/>
                 <w:sz w:val="21"/>
               </w:rPr>
-              <w:t>正式交</w:t>
-            </w:r>
-            <w:r>
-              <w:rPr>
-                <w:rFonts w:ascii="Times New Roman" w:hAnsi="Times New Roman" w:cs="Times New Roman"/>
-                <w:sz w:val="21"/>
-              </w:rPr>
-              <w:lastRenderedPageBreak/>
-              <w:t>易」</w:t>
+              <w:t>正式交易」</w:t>
             </w:r>
           </w:p>
         </w:tc>
@@ -9823,7 +9726,6 @@
                 <w:rFonts w:ascii="Times New Roman" w:hAnsi="Times New Roman" w:cs="Times New Roman"/>
                 <w:sz w:val="21"/>
               </w:rPr>
-              <w:lastRenderedPageBreak/>
               <w:t>已交付</w:t>
             </w:r>
           </w:p>
@@ -10133,6 +10035,7 @@
                 <w:rFonts w:ascii="Times New Roman" w:hAnsi="Times New Roman" w:cs="Times New Roman"/>
                 <w:sz w:val="21"/>
               </w:rPr>
+              <w:lastRenderedPageBreak/>
               <w:t>个股入口</w:t>
             </w:r>
           </w:p>
@@ -10194,23 +10097,19 @@
     </w:p>
     <w:p>
       <w:pPr>
-        <w:spacing w:before="280" w:line="420" w:lineRule="auto"/>
+        <w:pStyle w:val="21"/>
+        <w:spacing w:after="240"/>
+        <w:rPr>
+          <w:rFonts w:ascii="宋体" w:eastAsia="宋体" w:hAnsi="宋体"/>
+          <w:sz w:val="32"/>
+        </w:rPr>
       </w:pPr>
       <w:r>
         <w:rPr>
-          <w:rFonts w:ascii="黑体" w:eastAsia="黑体" w:hAnsi="黑体" w:cs="黑体"/>
-          <w:b/>
-          <w:sz w:val="28"/>
-        </w:rPr>
-        <w:t xml:space="preserve">8.2 </w:t>
-      </w:r>
-      <w:r>
-        <w:rPr>
-          <w:rFonts w:ascii="黑体" w:eastAsia="黑体" w:hAnsi="黑体" w:cs="黑体"/>
-          <w:b/>
-          <w:sz w:val="28"/>
-        </w:rPr>
-        <w:t>有条件可用</w:t>
+          <w:rFonts w:ascii="宋体" w:eastAsia="宋体" w:hAnsi="宋体"/>
+          <w:sz w:val="32"/>
+        </w:rPr>
+        <w:t>8.2 有条件可用</w:t>
       </w:r>
     </w:p>
     <w:tbl>
@@ -10482,23 +10381,19 @@
     </w:p>
     <w:p>
       <w:pPr>
-        <w:spacing w:before="280" w:line="420" w:lineRule="auto"/>
+        <w:pStyle w:val="21"/>
+        <w:spacing w:after="240"/>
+        <w:rPr>
+          <w:rFonts w:ascii="宋体" w:eastAsia="宋体" w:hAnsi="宋体"/>
+          <w:sz w:val="32"/>
+        </w:rPr>
       </w:pPr>
       <w:r>
         <w:rPr>
-          <w:rFonts w:ascii="黑体" w:eastAsia="黑体" w:hAnsi="黑体" w:cs="黑体"/>
-          <w:b/>
-          <w:sz w:val="28"/>
-        </w:rPr>
-        <w:t xml:space="preserve">8.3 </w:t>
-      </w:r>
-      <w:r>
-        <w:rPr>
-          <w:rFonts w:ascii="黑体" w:eastAsia="黑体" w:hAnsi="黑体" w:cs="黑体"/>
-          <w:b/>
-          <w:sz w:val="28"/>
-        </w:rPr>
-        <w:t>未纳入范围</w:t>
+          <w:rFonts w:ascii="宋体" w:eastAsia="宋体" w:hAnsi="宋体"/>
+          <w:sz w:val="32"/>
+        </w:rPr>
+        <w:t>8.3 未纳入范围</w:t>
       </w:r>
     </w:p>
     <w:tbl>
@@ -10618,23 +10513,19 @@
     </w:p>
     <w:p>
       <w:pPr>
-        <w:spacing w:before="280" w:line="420" w:lineRule="auto"/>
+        <w:pStyle w:val="21"/>
+        <w:spacing w:after="240"/>
+        <w:rPr>
+          <w:rFonts w:ascii="宋体" w:eastAsia="宋体" w:hAnsi="宋体"/>
+          <w:sz w:val="32"/>
+        </w:rPr>
       </w:pPr>
       <w:r>
         <w:rPr>
-          <w:rFonts w:ascii="黑体" w:eastAsia="黑体" w:hAnsi="黑体" w:cs="黑体"/>
-          <w:b/>
-          <w:sz w:val="28"/>
-        </w:rPr>
-        <w:t xml:space="preserve">8.4 </w:t>
-      </w:r>
-      <w:r>
-        <w:rPr>
-          <w:rFonts w:ascii="黑体" w:eastAsia="黑体" w:hAnsi="黑体" w:cs="黑体"/>
-          <w:b/>
-          <w:sz w:val="28"/>
-        </w:rPr>
-        <w:t>交付结论</w:t>
+          <w:rFonts w:ascii="宋体" w:eastAsia="宋体" w:hAnsi="宋体"/>
+          <w:sz w:val="32"/>
+        </w:rPr>
+        <w:t>8.4 交付结论</w:t>
       </w:r>
     </w:p>
     <w:p>
@@ -10646,7 +10537,6 @@
         <w:rPr>
           <w:rFonts w:ascii="Times New Roman" w:hAnsi="Times New Roman" w:cs="Times New Roman"/>
         </w:rPr>
-        <w:lastRenderedPageBreak/>
         <w:t>面向</w:t>
       </w:r>
       <w:r>
@@ -10664,36 +10554,40 @@
     </w:p>
     <w:p>
       <w:pPr>
-        <w:spacing w:before="400" w:after="240" w:line="420" w:lineRule="auto"/>
+        <w:pStyle w:val="1"/>
+        <w:numPr>
+          <w:ilvl w:val="0"/>
+          <w:numId w:val="11"/>
+        </w:numPr>
+        <w:spacing w:after="240" w:line="360" w:lineRule="auto"/>
+        <w:rPr>
+          <w:rFonts w:ascii="宋体" w:eastAsia="宋体" w:hAnsi="宋体"/>
+          <w:sz w:val="36"/>
+        </w:rPr>
       </w:pPr>
       <w:r>
         <w:rPr>
-          <w:rFonts w:ascii="黑体" w:eastAsia="黑体" w:hAnsi="黑体" w:cs="黑体"/>
-          <w:b/>
-          <w:sz w:val="32"/>
-        </w:rPr>
-        <w:t>九、系统界面与操作入口</w:t>
+          <w:rFonts w:ascii="宋体" w:eastAsia="宋体" w:hAnsi="宋体"/>
+          <w:sz w:val="36"/>
+        </w:rPr>
+        <w:t>系统界面与操作入口</w:t>
       </w:r>
     </w:p>
     <w:p>
       <w:pPr>
-        <w:spacing w:before="280" w:line="420" w:lineRule="auto"/>
+        <w:pStyle w:val="21"/>
+        <w:spacing w:after="240"/>
+        <w:rPr>
+          <w:rFonts w:ascii="宋体" w:eastAsia="宋体" w:hAnsi="宋体"/>
+          <w:sz w:val="32"/>
+        </w:rPr>
       </w:pPr>
       <w:r>
         <w:rPr>
-          <w:rFonts w:ascii="黑体" w:eastAsia="黑体" w:hAnsi="黑体" w:cs="黑体"/>
-          <w:b/>
-          <w:sz w:val="28"/>
-        </w:rPr>
-        <w:t xml:space="preserve">9.1 </w:t>
-      </w:r>
-      <w:r>
-        <w:rPr>
-          <w:rFonts w:ascii="黑体" w:eastAsia="黑体" w:hAnsi="黑体" w:cs="黑体"/>
-          <w:b/>
-          <w:sz w:val="28"/>
-        </w:rPr>
-        <w:t>用户端</w:t>
+          <w:rFonts w:ascii="宋体" w:eastAsia="宋体" w:hAnsi="宋体"/>
+          <w:sz w:val="32"/>
+        </w:rPr>
+        <w:t>9.1 用户端</w:t>
       </w:r>
     </w:p>
     <w:tbl>
@@ -10874,6 +10768,7 @@
                 <w:rFonts w:ascii="Times New Roman" w:hAnsi="Times New Roman" w:cs="Times New Roman"/>
                 <w:sz w:val="21"/>
               </w:rPr>
+              <w:lastRenderedPageBreak/>
               <w:t>信号历史</w:t>
             </w:r>
           </w:p>
@@ -11178,23 +11073,19 @@
     </w:p>
     <w:p>
       <w:pPr>
-        <w:spacing w:before="280" w:line="420" w:lineRule="auto"/>
+        <w:pStyle w:val="21"/>
+        <w:spacing w:after="240"/>
+        <w:rPr>
+          <w:rFonts w:ascii="宋体" w:eastAsia="宋体" w:hAnsi="宋体"/>
+          <w:sz w:val="32"/>
+        </w:rPr>
       </w:pPr>
       <w:r>
         <w:rPr>
-          <w:rFonts w:ascii="黑体" w:eastAsia="黑体" w:hAnsi="黑体" w:cs="黑体"/>
-          <w:b/>
-          <w:sz w:val="28"/>
-        </w:rPr>
-        <w:t xml:space="preserve">9.2 </w:t>
-      </w:r>
-      <w:r>
-        <w:rPr>
-          <w:rFonts w:ascii="黑体" w:eastAsia="黑体" w:hAnsi="黑体" w:cs="黑体"/>
-          <w:b/>
-          <w:sz w:val="28"/>
-        </w:rPr>
-        <w:t>管理端</w:t>
+          <w:rFonts w:ascii="宋体" w:eastAsia="宋体" w:hAnsi="宋体"/>
+          <w:sz w:val="32"/>
+        </w:rPr>
+        <w:t>9.2 管理端</w:t>
       </w:r>
     </w:p>
     <w:p>
@@ -11375,7 +11266,6 @@
                 <w:rFonts w:ascii="Times New Roman" w:hAnsi="Times New Roman" w:cs="Times New Roman"/>
                 <w:sz w:val="21"/>
               </w:rPr>
-              <w:lastRenderedPageBreak/>
               <w:t>回测管理</w:t>
             </w:r>
           </w:p>
@@ -11535,23 +11425,20 @@
     </w:p>
     <w:p>
       <w:pPr>
-        <w:spacing w:before="280" w:line="420" w:lineRule="auto"/>
+        <w:pStyle w:val="21"/>
+        <w:spacing w:after="240"/>
+        <w:rPr>
+          <w:rFonts w:ascii="宋体" w:eastAsia="宋体" w:hAnsi="宋体"/>
+          <w:sz w:val="32"/>
+        </w:rPr>
       </w:pPr>
       <w:r>
         <w:rPr>
-          <w:rFonts w:ascii="黑体" w:eastAsia="黑体" w:hAnsi="黑体" w:cs="黑体"/>
-          <w:b/>
-          <w:sz w:val="28"/>
-        </w:rPr>
-        <w:t xml:space="preserve">9.3 </w:t>
-      </w:r>
-      <w:r>
-        <w:rPr>
-          <w:rFonts w:ascii="黑体" w:eastAsia="黑体" w:hAnsi="黑体" w:cs="黑体"/>
-          <w:b/>
-          <w:sz w:val="28"/>
-        </w:rPr>
-        <w:t>数据流概要</w:t>
+          <w:rFonts w:ascii="宋体" w:eastAsia="宋体" w:hAnsi="宋体"/>
+          <w:sz w:val="32"/>
+        </w:rPr>
+        <w:lastRenderedPageBreak/>
+        <w:t>9.3 数据流概要</w:t>
       </w:r>
     </w:p>
     <w:p>
@@ -11744,15 +11631,7 @@
           <w:b/>
           <w:sz w:val="28"/>
         </w:rPr>
-        <w:t xml:space="preserve">10.1 </w:t>
-      </w:r>
-      <w:r>
-        <w:rPr>
-          <w:rFonts w:ascii="黑体" w:eastAsia="黑体" w:hAnsi="黑体" w:cs="黑体"/>
-          <w:b/>
-          <w:sz w:val="28"/>
-        </w:rPr>
-        <w:t>已形成的验证结论</w:t>
+        <w:t>10.1 已形成的验证结论</w:t>
       </w:r>
     </w:p>
     <w:p>
@@ -11809,7 +11688,6 @@
         <w:rPr>
           <w:rFonts w:ascii="Times New Roman" w:hAnsi="Times New Roman" w:cs="Times New Roman"/>
         </w:rPr>
-        <w:lastRenderedPageBreak/>
         <w:t xml:space="preserve">3. </w:t>
       </w:r>
       <w:r>
@@ -11822,13 +11700,7 @@
         <w:rPr>
           <w:rFonts w:ascii="Times New Roman" w:hAnsi="Times New Roman" w:cs="Times New Roman"/>
         </w:rPr>
-        <w:t xml:space="preserve"> </w:t>
-      </w:r>
-      <w:r>
-        <w:rPr>
-          <w:rFonts w:ascii="Times New Roman" w:hAnsi="Times New Roman" w:cs="Times New Roman"/>
-        </w:rPr>
-        <w:t>3%</w:t>
+        <w:t xml:space="preserve"> 3%</w:t>
       </w:r>
       <w:r>
         <w:rPr>
@@ -11859,15 +11731,7 @@
           <w:b/>
           <w:sz w:val="28"/>
         </w:rPr>
-        <w:t xml:space="preserve">10.2 </w:t>
-      </w:r>
-      <w:r>
-        <w:rPr>
-          <w:rFonts w:ascii="黑体" w:eastAsia="黑体" w:hAnsi="黑体" w:cs="黑体"/>
-          <w:b/>
-          <w:sz w:val="28"/>
-        </w:rPr>
-        <w:t>汇报与使用口径</w:t>
+        <w:t>10.2 汇报与使用口径</w:t>
       </w:r>
     </w:p>
     <w:p>
@@ -12023,6 +11887,7 @@
           <w:b/>
           <w:sz w:val="32"/>
         </w:rPr>
+        <w:lastRenderedPageBreak/>
         <w:t>十一、后续待优化功能</w:t>
       </w:r>
     </w:p>
@@ -12035,13 +11900,7 @@
         <w:rPr>
           <w:rFonts w:ascii="Times New Roman" w:hAnsi="Times New Roman" w:cs="Times New Roman"/>
         </w:rPr>
-        <w:t>下列事</w:t>
-      </w:r>
-      <w:r>
-        <w:rPr>
-          <w:rFonts w:ascii="Times New Roman" w:hAnsi="Times New Roman" w:cs="Times New Roman"/>
-        </w:rPr>
-        <w:t>项按优先级排列，供下一阶段排期参考。状态定义：</w:t>
+        <w:t>下列事项按优先级排列，供下一阶段排期参考。状态定义：</w:t>
       </w:r>
       <w:r>
         <w:rPr>
@@ -12093,15 +11952,7 @@
           <w:b/>
           <w:sz w:val="28"/>
         </w:rPr>
-        <w:t xml:space="preserve">11.1 </w:t>
-      </w:r>
-      <w:r>
-        <w:rPr>
-          <w:rFonts w:ascii="黑体" w:eastAsia="黑体" w:hAnsi="黑体" w:cs="黑体"/>
-          <w:b/>
-          <w:sz w:val="28"/>
-        </w:rPr>
-        <w:t>策略与回测规则（建议优先）</w:t>
+        <w:t>11.1 策略与回测规则（建议优先）</w:t>
       </w:r>
     </w:p>
     <w:tbl>
@@ -12591,15 +12442,7 @@
                 <w:rFonts w:ascii="Times New Roman" w:hAnsi="Times New Roman" w:cs="Times New Roman"/>
                 <w:sz w:val="21"/>
               </w:rPr>
-              <w:t>的</w:t>
-            </w:r>
-            <w:r>
-              <w:rPr>
-                <w:rFonts w:ascii="Times New Roman" w:hAnsi="Times New Roman" w:cs="Times New Roman"/>
-                <w:sz w:val="21"/>
-              </w:rPr>
-              <w:lastRenderedPageBreak/>
-              <w:t>余仓略放宽回撤</w:t>
+              <w:t>的余仓略放宽回撤</w:t>
             </w:r>
           </w:p>
         </w:tc>
@@ -12620,15 +12463,7 @@
           <w:b/>
           <w:sz w:val="28"/>
         </w:rPr>
-        <w:t xml:space="preserve">11.2 </w:t>
-      </w:r>
-      <w:r>
-        <w:rPr>
-          <w:rFonts w:ascii="黑体" w:eastAsia="黑体" w:hAnsi="黑体" w:cs="黑体"/>
-          <w:b/>
-          <w:sz w:val="28"/>
-        </w:rPr>
-        <w:t>产品覆盖面扩展（待产品确认）</w:t>
+        <w:t>11.2 产品覆盖面扩展（待产品确认）</w:t>
       </w:r>
     </w:p>
     <w:tbl>
@@ -12869,8 +12704,6 @@
               </w:rPr>
               <w:t>待开发</w:t>
             </w:r>
-            <w:bookmarkStart w:id="0" w:name="_GoBack"/>
-            <w:bookmarkEnd w:id="0"/>
           </w:p>
         </w:tc>
         <w:tc>
@@ -13088,15 +12921,8 @@
           <w:b/>
           <w:sz w:val="28"/>
         </w:rPr>
-        <w:t xml:space="preserve">11.3 </w:t>
-      </w:r>
-      <w:r>
-        <w:rPr>
-          <w:rFonts w:ascii="黑体" w:eastAsia="黑体" w:hAnsi="黑体" w:cs="黑体"/>
-          <w:b/>
-          <w:sz w:val="28"/>
-        </w:rPr>
-        <w:t>体验与管理端增强</w:t>
+        <w:lastRenderedPageBreak/>
+        <w:t>11.3 体验与管理端增强</w:t>
       </w:r>
     </w:p>
     <w:tbl>
@@ -13751,15 +13577,7 @@
                 <w:rFonts w:ascii="Times New Roman" w:hAnsi="Times New Roman" w:cs="Times New Roman"/>
                 <w:sz w:val="21"/>
               </w:rPr>
-              <w:t>、生</w:t>
-            </w:r>
-            <w:r>
-              <w:rPr>
-                <w:rFonts w:ascii="Times New Roman" w:hAnsi="Times New Roman" w:cs="Times New Roman"/>
-                <w:sz w:val="21"/>
-              </w:rPr>
-              <w:lastRenderedPageBreak/>
-              <w:t>效版本</w:t>
+              <w:t>、生效版本</w:t>
             </w:r>
             <w:r>
               <w:rPr>
@@ -13809,7 +13627,6 @@
                 <w:rFonts w:ascii="Times New Roman" w:hAnsi="Times New Roman" w:cs="Times New Roman"/>
                 <w:sz w:val="21"/>
               </w:rPr>
-              <w:lastRenderedPageBreak/>
               <w:t>2</w:t>
             </w:r>
           </w:p>
@@ -14165,6 +13982,7 @@
                 <w:rFonts w:ascii="Times New Roman" w:hAnsi="Times New Roman" w:cs="Times New Roman"/>
                 <w:sz w:val="21"/>
               </w:rPr>
+              <w:lastRenderedPageBreak/>
               <w:t>6</w:t>
             </w:r>
           </w:p>
@@ -14456,13 +14274,7 @@
         <w:rPr>
           <w:rFonts w:ascii="Times New Roman" w:hAnsi="Times New Roman" w:cs="Times New Roman"/>
         </w:rPr>
-        <w:t xml:space="preserve"> </w:t>
-      </w:r>
-      <w:r>
-        <w:rPr>
-          <w:rFonts w:ascii="Times New Roman" w:hAnsi="Times New Roman" w:cs="Times New Roman"/>
-        </w:rPr>
-        <w:t>3%</w:t>
+        <w:t xml:space="preserve"> 3%</w:t>
       </w:r>
       <w:r>
         <w:rPr>
@@ -14539,23 +14351,7 @@
           <w:b/>
           <w:sz w:val="32"/>
         </w:rPr>
-        <w:t>附录</w:t>
-      </w:r>
-      <w:r>
-        <w:rPr>
-          <w:rFonts w:ascii="黑体" w:eastAsia="黑体" w:hAnsi="黑体" w:cs="黑体"/>
-          <w:b/>
-          <w:sz w:val="32"/>
-        </w:rPr>
-        <w:t xml:space="preserve"> A</w:t>
-      </w:r>
-      <w:r>
-        <w:rPr>
-          <w:rFonts w:ascii="黑体" w:eastAsia="黑体" w:hAnsi="黑体" w:cs="黑体"/>
-          <w:b/>
-          <w:sz w:val="32"/>
-        </w:rPr>
-        <w:t xml:space="preserve">　关键缺省参数</w:t>
+        <w:t>附录 A　关键缺省参数</w:t>
       </w:r>
     </w:p>
     <w:tbl>
@@ -14631,7 +14427,6 @@
                 <w:rFonts w:ascii="Times New Roman" w:hAnsi="Times New Roman" w:cs="Times New Roman"/>
                 <w:sz w:val="21"/>
               </w:rPr>
-              <w:lastRenderedPageBreak/>
               <w:t>最低得分（</w:t>
             </w:r>
             <w:r>
@@ -15215,6 +15010,7 @@
                 <w:rFonts w:ascii="Times New Roman" w:hAnsi="Times New Roman" w:cs="Times New Roman"/>
                 <w:sz w:val="21"/>
               </w:rPr>
+              <w:lastRenderedPageBreak/>
               <w:t>结构止损缓冲</w:t>
             </w:r>
           </w:p>
@@ -15486,23 +15282,7 @@
           <w:b/>
           <w:sz w:val="32"/>
         </w:rPr>
-        <w:t>附录</w:t>
-      </w:r>
-      <w:r>
-        <w:rPr>
-          <w:rFonts w:ascii="黑体" w:eastAsia="黑体" w:hAnsi="黑体" w:cs="黑体"/>
-          <w:b/>
-          <w:sz w:val="32"/>
-        </w:rPr>
-        <w:t xml:space="preserve"> B</w:t>
-      </w:r>
-      <w:r>
-        <w:rPr>
-          <w:rFonts w:ascii="黑体" w:eastAsia="黑体" w:hAnsi="黑体" w:cs="黑体"/>
-          <w:b/>
-          <w:sz w:val="32"/>
-        </w:rPr>
-        <w:t xml:space="preserve">　相关技术文档</w:t>
+        <w:t>附录 B　相关技术文档</w:t>
       </w:r>
     </w:p>
     <w:tbl>
@@ -15924,7 +15704,6 @@
                 <w:rFonts w:ascii="Times New Roman" w:hAnsi="Times New Roman" w:cs="Times New Roman"/>
                 <w:sz w:val="21"/>
               </w:rPr>
-              <w:lastRenderedPageBreak/>
               <w:t>《均值引力与动量突变交易策略（</w:t>
             </w:r>
             <w:r>
@@ -16353,6 +16132,181 @@
       </w:rPr>
     </w:lvl>
   </w:abstractNum>
+  <w:abstractNum w:abstractNumId="9" w15:restartNumberingAfterBreak="0">
+    <w:nsid w:val="59845EFC"/>
+    <w:multiLevelType w:val="hybridMultilevel"/>
+    <w:tmpl w:val="4D74D3FC"/>
+    <w:lvl w:ilvl="0" w:tplc="0409000F">
+      <w:start w:val="1"/>
+      <w:numFmt w:val="decimal"/>
+      <w:lvlText w:val="%1."/>
+      <w:lvlJc w:val="left"/>
+      <w:pPr>
+        <w:ind w:left="420" w:hanging="420"/>
+      </w:pPr>
+    </w:lvl>
+    <w:lvl w:ilvl="1" w:tplc="04090019" w:tentative="1">
+      <w:start w:val="1"/>
+      <w:numFmt w:val="lowerLetter"/>
+      <w:lvlText w:val="%2)"/>
+      <w:lvlJc w:val="left"/>
+      <w:pPr>
+        <w:ind w:left="840" w:hanging="420"/>
+      </w:pPr>
+    </w:lvl>
+    <w:lvl w:ilvl="2" w:tplc="0409001B" w:tentative="1">
+      <w:start w:val="1"/>
+      <w:numFmt w:val="lowerRoman"/>
+      <w:lvlText w:val="%3."/>
+      <w:lvlJc w:val="right"/>
+      <w:pPr>
+        <w:ind w:left="1260" w:hanging="420"/>
+      </w:pPr>
+    </w:lvl>
+    <w:lvl w:ilvl="3" w:tplc="0409000F" w:tentative="1">
+      <w:start w:val="1"/>
+      <w:numFmt w:val="decimal"/>
+      <w:lvlText w:val="%4."/>
+      <w:lvlJc w:val="left"/>
+      <w:pPr>
+        <w:ind w:left="1680" w:hanging="420"/>
+      </w:pPr>
+    </w:lvl>
+    <w:lvl w:ilvl="4" w:tplc="04090019" w:tentative="1">
+      <w:start w:val="1"/>
+      <w:numFmt w:val="lowerLetter"/>
+      <w:lvlText w:val="%5)"/>
+      <w:lvlJc w:val="left"/>
+      <w:pPr>
+        <w:ind w:left="2100" w:hanging="420"/>
+      </w:pPr>
+    </w:lvl>
+    <w:lvl w:ilvl="5" w:tplc="0409001B" w:tentative="1">
+      <w:start w:val="1"/>
+      <w:numFmt w:val="lowerRoman"/>
+      <w:lvlText w:val="%6."/>
+      <w:lvlJc w:val="right"/>
+      <w:pPr>
+        <w:ind w:left="2520" w:hanging="420"/>
+      </w:pPr>
+    </w:lvl>
+    <w:lvl w:ilvl="6" w:tplc="0409000F" w:tentative="1">
+      <w:start w:val="1"/>
+      <w:numFmt w:val="decimal"/>
+      <w:lvlText w:val="%7."/>
+      <w:lvlJc w:val="left"/>
+      <w:pPr>
+        <w:ind w:left="2940" w:hanging="420"/>
+      </w:pPr>
+    </w:lvl>
+    <w:lvl w:ilvl="7" w:tplc="04090019" w:tentative="1">
+      <w:start w:val="1"/>
+      <w:numFmt w:val="lowerLetter"/>
+      <w:lvlText w:val="%8)"/>
+      <w:lvlJc w:val="left"/>
+      <w:pPr>
+        <w:ind w:left="3360" w:hanging="420"/>
+      </w:pPr>
+    </w:lvl>
+    <w:lvl w:ilvl="8" w:tplc="0409001B" w:tentative="1">
+      <w:start w:val="1"/>
+      <w:numFmt w:val="lowerRoman"/>
+      <w:lvlText w:val="%9."/>
+      <w:lvlJc w:val="right"/>
+      <w:pPr>
+        <w:ind w:left="3780" w:hanging="420"/>
+      </w:pPr>
+    </w:lvl>
+  </w:abstractNum>
+  <w:abstractNum w:abstractNumId="10" w15:restartNumberingAfterBreak="0">
+    <w:nsid w:val="7EF01523"/>
+    <w:multiLevelType w:val="hybridMultilevel"/>
+    <w:tmpl w:val="2E44552E"/>
+    <w:lvl w:ilvl="0" w:tplc="A526350A">
+      <w:start w:val="1"/>
+      <w:numFmt w:val="decimal"/>
+      <w:lvlText w:val="%1."/>
+      <w:lvlJc w:val="left"/>
+      <w:pPr>
+        <w:ind w:left="480" w:hanging="480"/>
+      </w:pPr>
+      <w:rPr>
+        <w:rFonts w:hint="default"/>
+      </w:rPr>
+    </w:lvl>
+    <w:lvl w:ilvl="1" w:tplc="04090019" w:tentative="1">
+      <w:start w:val="1"/>
+      <w:numFmt w:val="lowerLetter"/>
+      <w:lvlText w:val="%2)"/>
+      <w:lvlJc w:val="left"/>
+      <w:pPr>
+        <w:ind w:left="840" w:hanging="420"/>
+      </w:pPr>
+    </w:lvl>
+    <w:lvl w:ilvl="2" w:tplc="0409001B" w:tentative="1">
+      <w:start w:val="1"/>
+      <w:numFmt w:val="lowerRoman"/>
+      <w:lvlText w:val="%3."/>
+      <w:lvlJc w:val="right"/>
+      <w:pPr>
+        <w:ind w:left="1260" w:hanging="420"/>
+      </w:pPr>
+    </w:lvl>
+    <w:lvl w:ilvl="3" w:tplc="0409000F" w:tentative="1">
+      <w:start w:val="1"/>
+      <w:numFmt w:val="decimal"/>
+      <w:lvlText w:val="%4."/>
+      <w:lvlJc w:val="left"/>
+      <w:pPr>
+        <w:ind w:left="1680" w:hanging="420"/>
+      </w:pPr>
+    </w:lvl>
+    <w:lvl w:ilvl="4" w:tplc="04090019" w:tentative="1">
+      <w:start w:val="1"/>
+      <w:numFmt w:val="lowerLetter"/>
+      <w:lvlText w:val="%5)"/>
+      <w:lvlJc w:val="left"/>
+      <w:pPr>
+        <w:ind w:left="2100" w:hanging="420"/>
+      </w:pPr>
+    </w:lvl>
+    <w:lvl w:ilvl="5" w:tplc="0409001B" w:tentative="1">
+      <w:start w:val="1"/>
+      <w:numFmt w:val="lowerRoman"/>
+      <w:lvlText w:val="%6."/>
+      <w:lvlJc w:val="right"/>
+      <w:pPr>
+        <w:ind w:left="2520" w:hanging="420"/>
+      </w:pPr>
+    </w:lvl>
+    <w:lvl w:ilvl="6" w:tplc="0409000F" w:tentative="1">
+      <w:start w:val="1"/>
+      <w:numFmt w:val="decimal"/>
+      <w:lvlText w:val="%7."/>
+      <w:lvlJc w:val="left"/>
+      <w:pPr>
+        <w:ind w:left="2940" w:hanging="420"/>
+      </w:pPr>
+    </w:lvl>
+    <w:lvl w:ilvl="7" w:tplc="04090019" w:tentative="1">
+      <w:start w:val="1"/>
+      <w:numFmt w:val="lowerLetter"/>
+      <w:lvlText w:val="%8)"/>
+      <w:lvlJc w:val="left"/>
+      <w:pPr>
+        <w:ind w:left="3360" w:hanging="420"/>
+      </w:pPr>
+    </w:lvl>
+    <w:lvl w:ilvl="8" w:tplc="0409001B" w:tentative="1">
+      <w:start w:val="1"/>
+      <w:numFmt w:val="lowerRoman"/>
+      <w:lvlText w:val="%9."/>
+      <w:lvlJc w:val="right"/>
+      <w:pPr>
+        <w:ind w:left="3780" w:hanging="420"/>
+      </w:pPr>
+    </w:lvl>
+  </w:abstractNum>
   <w:num w:numId="1">
     <w:abstractNumId w:val="8"/>
   </w:num>
@@ -16379,6 +16333,12 @@
   </w:num>
   <w:num w:numId="9">
     <w:abstractNumId w:val="0"/>
+  </w:num>
+  <w:num w:numId="10">
+    <w:abstractNumId w:val="9"/>
+  </w:num>
+  <w:num w:numId="11">
+    <w:abstractNumId w:val="10"/>
   </w:num>
 </w:numbering>
 </file>
@@ -28089,7 +28049,7 @@
 </file>
 
 <file path=customXml/itemProps1.xml><?xml version="1.0" encoding="utf-8"?>
-<ds:datastoreItem xmlns:ds="http://schemas.openxmlformats.org/officeDocument/2006/customXml" ds:itemID="{EDA3FF35-E3A8-4C45-AC98-3B6849142FC2}">
+<ds:datastoreItem xmlns:ds="http://schemas.openxmlformats.org/officeDocument/2006/customXml" ds:itemID="{35CDA4BD-5856-4289-82B4-E8701E34B984}">
   <ds:schemaRefs>
     <ds:schemaRef ds:uri="http://schemas.openxmlformats.org/officeDocument/2006/bibliography"/>
   </ds:schemaRefs>
